--- a/docs/GRADUATION_PROJECT_REPORT_v05.docx
+++ b/docs/GRADUATION_PROJECT_REPORT_v05.docx
@@ -13,7 +13,7 @@
           <w:lang w:val="en-CA" w:eastAsia="en-CA"/>
         </w:rPr>
         <w:drawing>
-          <wp:inline distT="0" distB="0" distL="0" distR="0" wp14:anchorId="468FA9B1" wp14:editId="106DC9F0">
+          <wp:inline distT="0" distB="0" distL="0" distR="0" wp14:anchorId="5991BE21" wp14:editId="4737D3A0">
             <wp:extent cx="3554869" cy="1272448"/>
             <wp:effectExtent l="0" t="0" r="0" b="0"/>
             <wp:docPr id="2" name="Resim 2"/>
@@ -299,6 +299,370 @@
         <w:t>210208002 – Yağız Han Aslan</w:t>
       </w:r>
     </w:p>
+    <w:p/>
+    <w:p>
+      <w:pPr>
+        <w:jc w:val="center"/>
+        <w:rPr>
+          <w:b/>
+          <w:bCs/>
+        </w:rPr>
+      </w:pPr>
+      <w:r>
+        <w:rPr>
+          <w:b/>
+          <w:bCs/>
+        </w:rPr>
+        <w:t>1</w:t>
+      </w:r>
+      <w:r>
+        <w:rPr>
+          <w:b/>
+          <w:bCs/>
+        </w:rPr>
+        <w:t>8</w:t>
+      </w:r>
+      <w:r>
+        <w:rPr>
+          <w:b/>
+          <w:bCs/>
+        </w:rPr>
+        <w:t>.0</w:t>
+      </w:r>
+      <w:r>
+        <w:rPr>
+          <w:b/>
+          <w:bCs/>
+        </w:rPr>
+        <w:t>5</w:t>
+      </w:r>
+      <w:r>
+        <w:rPr>
+          <w:b/>
+          <w:bCs/>
+        </w:rPr>
+        <w:t xml:space="preserve">.2026 </w:t>
+      </w:r>
+    </w:p>
+    <w:p>
+      <w:pPr>
+        <w:jc w:val="center"/>
+        <w:rPr>
+          <w:b/>
+          <w:bCs/>
+        </w:rPr>
+      </w:pPr>
+      <w:r>
+        <w:rPr>
+          <w:b/>
+          <w:bCs/>
+        </w:rPr>
+        <w:t>ANKARA</w:t>
+      </w:r>
+    </w:p>
+    <w:p>
+      <w:r>
+        <w:br w:type="page"/>
+      </w:r>
+    </w:p>
+    <w:p>
+      <w:pPr>
+        <w:spacing w:before="720"/>
+        <w:jc w:val="center"/>
+      </w:pPr>
+      <w:r>
+        <w:rPr>
+          <w:noProof/>
+          <w:lang w:val="en-CA" w:eastAsia="en-CA"/>
+        </w:rPr>
+        <w:lastRenderedPageBreak/>
+        <w:drawing>
+          <wp:inline distT="0" distB="0" distL="0" distR="0" wp14:anchorId="43BE8095" wp14:editId="7E57BDB3">
+            <wp:extent cx="3554869" cy="1272448"/>
+            <wp:effectExtent l="0" t="0" r="0" b="0"/>
+            <wp:docPr id="1578767276" name="Resim 2"/>
+            <wp:cNvGraphicFramePr>
+              <a:graphicFrameLocks xmlns:a="http://schemas.openxmlformats.org/drawingml/2006/main" noChangeAspect="1"/>
+            </wp:cNvGraphicFramePr>
+            <a:graphic xmlns:a="http://schemas.openxmlformats.org/drawingml/2006/main">
+              <a:graphicData uri="http://schemas.openxmlformats.org/drawingml/2006/picture">
+                <pic:pic xmlns:pic="http://schemas.openxmlformats.org/drawingml/2006/picture">
+                  <pic:nvPicPr>
+                    <pic:cNvPr id="2" name="OSTIM 2.png"/>
+                    <pic:cNvPicPr/>
+                  </pic:nvPicPr>
+                  <pic:blipFill>
+                    <a:blip r:embed="rId8">
+                      <a:extLst>
+                        <a:ext uri="{28A0092B-C50C-407E-A947-70E740481C1C}">
+                          <a14:useLocalDpi xmlns:a14="http://schemas.microsoft.com/office/drawing/2010/main" val="0"/>
+                        </a:ext>
+                      </a:extLst>
+                    </a:blip>
+                    <a:stretch>
+                      <a:fillRect/>
+                    </a:stretch>
+                  </pic:blipFill>
+                  <pic:spPr>
+                    <a:xfrm>
+                      <a:off x="0" y="0"/>
+                      <a:ext cx="3618409" cy="1295192"/>
+                    </a:xfrm>
+                    <a:prstGeom prst="rect">
+                      <a:avLst/>
+                    </a:prstGeom>
+                  </pic:spPr>
+                </pic:pic>
+              </a:graphicData>
+            </a:graphic>
+          </wp:inline>
+        </w:drawing>
+      </w:r>
+    </w:p>
+    <w:p>
+      <w:pPr>
+        <w:spacing w:before="720"/>
+      </w:pPr>
+    </w:p>
+    <w:p>
+      <w:pPr>
+        <w:spacing w:after="80"/>
+        <w:jc w:val="center"/>
+        <w:rPr>
+          <w:b/>
+          <w:bCs/>
+          <w:color w:val="000000" w:themeColor="text1"/>
+        </w:rPr>
+      </w:pPr>
+      <w:r>
+        <w:rPr>
+          <w:b/>
+          <w:bCs/>
+          <w:color w:val="000000" w:themeColor="text1"/>
+          <w:sz w:val="32"/>
+          <w:szCs w:val="32"/>
+        </w:rPr>
+        <w:t>T.C.</w:t>
+      </w:r>
+    </w:p>
+    <w:p>
+      <w:pPr>
+        <w:spacing w:after="80"/>
+        <w:jc w:val="center"/>
+        <w:rPr>
+          <w:b/>
+          <w:bCs/>
+          <w:color w:val="000000" w:themeColor="text1"/>
+        </w:rPr>
+      </w:pPr>
+      <w:r>
+        <w:rPr>
+          <w:b/>
+          <w:bCs/>
+          <w:color w:val="000000" w:themeColor="text1"/>
+          <w:sz w:val="32"/>
+          <w:szCs w:val="32"/>
+        </w:rPr>
+        <w:t>OSTIM TECHNICAL UNIVERSITY</w:t>
+      </w:r>
+    </w:p>
+    <w:p>
+      <w:pPr>
+        <w:spacing w:after="360"/>
+        <w:jc w:val="center"/>
+        <w:rPr>
+          <w:b/>
+          <w:bCs/>
+          <w:color w:val="000000" w:themeColor="text1"/>
+          <w:sz w:val="28"/>
+          <w:szCs w:val="28"/>
+        </w:rPr>
+      </w:pPr>
+      <w:r>
+        <w:rPr>
+          <w:b/>
+          <w:bCs/>
+          <w:color w:val="000000" w:themeColor="text1"/>
+          <w:sz w:val="28"/>
+          <w:szCs w:val="28"/>
+        </w:rPr>
+        <w:t>FACULTY OF ENGINEERING</w:t>
+      </w:r>
+    </w:p>
+    <w:p>
+      <w:pPr>
+        <w:spacing w:after="360"/>
+        <w:jc w:val="center"/>
+        <w:rPr>
+          <w:b/>
+          <w:bCs/>
+          <w:color w:val="000000" w:themeColor="text1"/>
+          <w:sz w:val="28"/>
+          <w:szCs w:val="28"/>
+        </w:rPr>
+      </w:pPr>
+      <w:r>
+        <w:rPr>
+          <w:b/>
+          <w:bCs/>
+          <w:color w:val="000000" w:themeColor="text1"/>
+          <w:sz w:val="28"/>
+          <w:szCs w:val="28"/>
+        </w:rPr>
+        <w:t>Department of Computer Engineering</w:t>
+      </w:r>
+    </w:p>
+    <w:p>
+      <w:pPr>
+        <w:spacing w:before="480"/>
+      </w:pPr>
+    </w:p>
+    <w:p>
+      <w:pPr>
+        <w:spacing w:after="120"/>
+        <w:jc w:val="center"/>
+        <w:rPr>
+          <w:sz w:val="22"/>
+          <w:szCs w:val="22"/>
+        </w:rPr>
+      </w:pPr>
+      <w:r>
+        <w:rPr>
+          <w:b/>
+          <w:bCs/>
+          <w:sz w:val="40"/>
+          <w:szCs w:val="40"/>
+        </w:rPr>
+        <w:t>MFBP 402</w:t>
+      </w:r>
+      <w:r>
+        <w:rPr>
+          <w:sz w:val="22"/>
+          <w:szCs w:val="22"/>
+        </w:rPr>
+        <w:t xml:space="preserve"> </w:t>
+      </w:r>
+    </w:p>
+    <w:p>
+      <w:pPr>
+        <w:spacing w:after="120"/>
+        <w:jc w:val="center"/>
+      </w:pPr>
+      <w:r>
+        <w:rPr>
+          <w:b/>
+          <w:bCs/>
+          <w:sz w:val="40"/>
+          <w:szCs w:val="40"/>
+        </w:rPr>
+        <w:t>GRADUATION PROJECT REPORT</w:t>
+      </w:r>
+    </w:p>
+    <w:p>
+      <w:pPr>
+        <w:spacing w:before="240"/>
+      </w:pPr>
+    </w:p>
+    <w:p>
+      <w:pPr>
+        <w:spacing w:after="80"/>
+        <w:jc w:val="center"/>
+        <w:rPr>
+          <w:b/>
+          <w:bCs/>
+          <w:color w:val="000000" w:themeColor="text1"/>
+        </w:rPr>
+      </w:pPr>
+      <w:r>
+        <w:rPr>
+          <w:b/>
+          <w:bCs/>
+          <w:color w:val="000000" w:themeColor="text1"/>
+          <w:sz w:val="36"/>
+          <w:szCs w:val="36"/>
+        </w:rPr>
+        <w:t>Hak-Bul: An AI-Assisted Legal Information</w:t>
+      </w:r>
+    </w:p>
+    <w:p>
+      <w:pPr>
+        <w:spacing w:after="720"/>
+        <w:jc w:val="center"/>
+        <w:rPr>
+          <w:b/>
+          <w:bCs/>
+          <w:color w:val="000000" w:themeColor="text1"/>
+          <w:sz w:val="36"/>
+          <w:szCs w:val="36"/>
+        </w:rPr>
+      </w:pPr>
+      <w:r>
+        <w:rPr>
+          <w:b/>
+          <w:bCs/>
+          <w:color w:val="000000" w:themeColor="text1"/>
+          <w:sz w:val="36"/>
+          <w:szCs w:val="36"/>
+        </w:rPr>
+        <w:t>Web Application for Turkish Law</w:t>
+      </w:r>
+    </w:p>
+    <w:p>
+      <w:pPr>
+        <w:spacing w:after="720"/>
+        <w:jc w:val="center"/>
+        <w:rPr>
+          <w:b/>
+          <w:bCs/>
+          <w:color w:val="000000" w:themeColor="text1"/>
+          <w:sz w:val="28"/>
+          <w:szCs w:val="28"/>
+        </w:rPr>
+      </w:pPr>
+      <w:r>
+        <w:rPr>
+          <w:b/>
+          <w:bCs/>
+          <w:color w:val="000000" w:themeColor="text1"/>
+          <w:sz w:val="28"/>
+          <w:szCs w:val="28"/>
+        </w:rPr>
+        <w:t>210201014 – Erdem SUSAM</w:t>
+      </w:r>
+      <w:r>
+        <w:rPr>
+          <w:b/>
+          <w:bCs/>
+          <w:color w:val="000000" w:themeColor="text1"/>
+          <w:sz w:val="28"/>
+          <w:szCs w:val="28"/>
+        </w:rPr>
+        <w:br/>
+        <w:t>210201025 – Mustafa ŞAHİN</w:t>
+      </w:r>
+      <w:r>
+        <w:rPr>
+          <w:b/>
+          <w:bCs/>
+          <w:color w:val="000000" w:themeColor="text1"/>
+          <w:sz w:val="28"/>
+          <w:szCs w:val="28"/>
+        </w:rPr>
+        <w:br/>
+        <w:t>210201027 – Ömer Faruk Güneş</w:t>
+      </w:r>
+      <w:r>
+        <w:rPr>
+          <w:b/>
+          <w:bCs/>
+          <w:color w:val="000000" w:themeColor="text1"/>
+          <w:sz w:val="28"/>
+          <w:szCs w:val="28"/>
+        </w:rPr>
+        <w:br/>
+        <w:t>210208002 – Yağız Han Aslan</w:t>
+      </w:r>
+    </w:p>
     <w:p>
       <w:pPr>
         <w:spacing w:after="720"/>
@@ -912,7 +1276,7 @@
         <w:rPr>
           <w:noProof/>
         </w:rPr>
-        <w:t>9</w:t>
+        <w:t>12</w:t>
       </w:r>
       <w:r>
         <w:rPr>
@@ -978,7 +1342,7 @@
         <w:rPr>
           <w:noProof/>
         </w:rPr>
-        <w:t>9</w:t>
+        <w:t>12</w:t>
       </w:r>
       <w:r>
         <w:rPr>
@@ -1044,7 +1408,7 @@
         <w:rPr>
           <w:noProof/>
         </w:rPr>
-        <w:t>9</w:t>
+        <w:t>12</w:t>
       </w:r>
       <w:r>
         <w:rPr>
@@ -1110,7 +1474,7 @@
         <w:rPr>
           <w:noProof/>
         </w:rPr>
-        <w:t>9</w:t>
+        <w:t>12</w:t>
       </w:r>
       <w:r>
         <w:rPr>
@@ -1176,7 +1540,7 @@
         <w:rPr>
           <w:noProof/>
         </w:rPr>
-        <w:t>10</w:t>
+        <w:t>13</w:t>
       </w:r>
       <w:r>
         <w:rPr>
@@ -1242,7 +1606,7 @@
         <w:rPr>
           <w:noProof/>
         </w:rPr>
-        <w:t>10</w:t>
+        <w:t>13</w:t>
       </w:r>
       <w:r>
         <w:rPr>
@@ -1308,7 +1672,7 @@
         <w:rPr>
           <w:noProof/>
         </w:rPr>
-        <w:t>10</w:t>
+        <w:t>13</w:t>
       </w:r>
       <w:r>
         <w:rPr>
@@ -1376,7 +1740,7 @@
         <w:rPr>
           <w:noProof/>
         </w:rPr>
-        <w:t>11</w:t>
+        <w:t>14</w:t>
       </w:r>
       <w:r>
         <w:rPr>
@@ -1442,7 +1806,7 @@
         <w:rPr>
           <w:noProof/>
         </w:rPr>
-        <w:t>11</w:t>
+        <w:t>14</w:t>
       </w:r>
       <w:r>
         <w:rPr>
@@ -1508,7 +1872,7 @@
         <w:rPr>
           <w:noProof/>
         </w:rPr>
-        <w:t>11</w:t>
+        <w:t>14</w:t>
       </w:r>
       <w:r>
         <w:rPr>
@@ -1574,7 +1938,7 @@
         <w:rPr>
           <w:noProof/>
         </w:rPr>
-        <w:t>11</w:t>
+        <w:t>14</w:t>
       </w:r>
       <w:r>
         <w:rPr>
@@ -1640,7 +2004,7 @@
         <w:rPr>
           <w:noProof/>
         </w:rPr>
-        <w:t>11</w:t>
+        <w:t>14</w:t>
       </w:r>
       <w:r>
         <w:rPr>
@@ -1706,7 +2070,7 @@
         <w:rPr>
           <w:noProof/>
         </w:rPr>
-        <w:t>12</w:t>
+        <w:t>15</w:t>
       </w:r>
       <w:r>
         <w:rPr>
@@ -1772,7 +2136,7 @@
         <w:rPr>
           <w:noProof/>
         </w:rPr>
-        <w:t>12</w:t>
+        <w:t>15</w:t>
       </w:r>
       <w:r>
         <w:rPr>
@@ -1838,7 +2202,7 @@
         <w:rPr>
           <w:noProof/>
         </w:rPr>
-        <w:t>12</w:t>
+        <w:t>15</w:t>
       </w:r>
       <w:r>
         <w:rPr>
@@ -1904,7 +2268,7 @@
         <w:rPr>
           <w:noProof/>
         </w:rPr>
-        <w:t>12</w:t>
+        <w:t>15</w:t>
       </w:r>
       <w:r>
         <w:rPr>
@@ -1970,7 +2334,7 @@
         <w:rPr>
           <w:noProof/>
         </w:rPr>
-        <w:t>13</w:t>
+        <w:t>16</w:t>
       </w:r>
       <w:r>
         <w:rPr>
@@ -2036,7 +2400,7 @@
         <w:rPr>
           <w:noProof/>
         </w:rPr>
-        <w:t>13</w:t>
+        <w:t>16</w:t>
       </w:r>
       <w:r>
         <w:rPr>
@@ -2104,7 +2468,7 @@
         <w:rPr>
           <w:noProof/>
         </w:rPr>
-        <w:t>14</w:t>
+        <w:t>17</w:t>
       </w:r>
       <w:r>
         <w:rPr>
@@ -2170,7 +2534,7 @@
         <w:rPr>
           <w:noProof/>
         </w:rPr>
-        <w:t>14</w:t>
+        <w:t>17</w:t>
       </w:r>
       <w:r>
         <w:rPr>
@@ -2236,7 +2600,7 @@
         <w:rPr>
           <w:noProof/>
         </w:rPr>
-        <w:t>14</w:t>
+        <w:t>17</w:t>
       </w:r>
       <w:r>
         <w:rPr>
@@ -2302,7 +2666,7 @@
         <w:rPr>
           <w:noProof/>
         </w:rPr>
-        <w:t>15</w:t>
+        <w:t>18</w:t>
       </w:r>
       <w:r>
         <w:rPr>
@@ -2368,7 +2732,7 @@
         <w:rPr>
           <w:noProof/>
         </w:rPr>
-        <w:t>15</w:t>
+        <w:t>18</w:t>
       </w:r>
       <w:r>
         <w:rPr>
@@ -2434,7 +2798,7 @@
         <w:rPr>
           <w:noProof/>
         </w:rPr>
-        <w:t>16</w:t>
+        <w:t>19</w:t>
       </w:r>
       <w:r>
         <w:rPr>
@@ -2500,7 +2864,7 @@
         <w:rPr>
           <w:noProof/>
         </w:rPr>
-        <w:t>16</w:t>
+        <w:t>19</w:t>
       </w:r>
       <w:r>
         <w:rPr>
@@ -2566,7 +2930,7 @@
         <w:rPr>
           <w:noProof/>
         </w:rPr>
-        <w:t>16</w:t>
+        <w:t>19</w:t>
       </w:r>
       <w:r>
         <w:rPr>
@@ -2632,7 +2996,7 @@
         <w:rPr>
           <w:noProof/>
         </w:rPr>
-        <w:t>17</w:t>
+        <w:t>20</w:t>
       </w:r>
       <w:r>
         <w:rPr>
@@ -2698,7 +3062,7 @@
         <w:rPr>
           <w:noProof/>
         </w:rPr>
-        <w:t>17</w:t>
+        <w:t>20</w:t>
       </w:r>
       <w:r>
         <w:rPr>
@@ -2766,7 +3130,7 @@
         <w:rPr>
           <w:noProof/>
         </w:rPr>
-        <w:t>19</w:t>
+        <w:t>22</w:t>
       </w:r>
       <w:r>
         <w:rPr>
@@ -2832,7 +3196,7 @@
         <w:rPr>
           <w:noProof/>
         </w:rPr>
-        <w:t>19</w:t>
+        <w:t>22</w:t>
       </w:r>
       <w:r>
         <w:rPr>
@@ -2898,7 +3262,7 @@
         <w:rPr>
           <w:noProof/>
         </w:rPr>
-        <w:t>19</w:t>
+        <w:t>22</w:t>
       </w:r>
       <w:r>
         <w:rPr>
@@ -2964,7 +3328,7 @@
         <w:rPr>
           <w:noProof/>
         </w:rPr>
-        <w:t>20</w:t>
+        <w:t>23</w:t>
       </w:r>
       <w:r>
         <w:rPr>
@@ -3030,7 +3394,7 @@
         <w:rPr>
           <w:noProof/>
         </w:rPr>
-        <w:t>20</w:t>
+        <w:t>23</w:t>
       </w:r>
       <w:r>
         <w:rPr>
@@ -3096,7 +3460,7 @@
         <w:rPr>
           <w:noProof/>
         </w:rPr>
-        <w:t>21</w:t>
+        <w:t>24</w:t>
       </w:r>
       <w:r>
         <w:rPr>
@@ -3162,7 +3526,7 @@
         <w:rPr>
           <w:noProof/>
         </w:rPr>
-        <w:t>21</w:t>
+        <w:t>24</w:t>
       </w:r>
       <w:r>
         <w:rPr>
@@ -3228,7 +3592,7 @@
         <w:rPr>
           <w:noProof/>
         </w:rPr>
-        <w:t>21</w:t>
+        <w:t>24</w:t>
       </w:r>
       <w:r>
         <w:rPr>
@@ -3294,7 +3658,7 @@
         <w:rPr>
           <w:noProof/>
         </w:rPr>
-        <w:t>22</w:t>
+        <w:t>25</w:t>
       </w:r>
       <w:r>
         <w:rPr>
@@ -3360,7 +3724,7 @@
         <w:rPr>
           <w:noProof/>
         </w:rPr>
-        <w:t>22</w:t>
+        <w:t>25</w:t>
       </w:r>
       <w:r>
         <w:rPr>
@@ -3426,7 +3790,7 @@
         <w:rPr>
           <w:noProof/>
         </w:rPr>
-        <w:t>22</w:t>
+        <w:t>25</w:t>
       </w:r>
       <w:r>
         <w:rPr>
@@ -3494,7 +3858,7 @@
         <w:rPr>
           <w:noProof/>
         </w:rPr>
-        <w:t>23</w:t>
+        <w:t>26</w:t>
       </w:r>
       <w:r>
         <w:rPr>
@@ -3560,7 +3924,7 @@
         <w:rPr>
           <w:noProof/>
         </w:rPr>
-        <w:t>23</w:t>
+        <w:t>26</w:t>
       </w:r>
       <w:r>
         <w:rPr>
@@ -3626,7 +3990,7 @@
         <w:rPr>
           <w:noProof/>
         </w:rPr>
-        <w:t>23</w:t>
+        <w:t>26</w:t>
       </w:r>
       <w:r>
         <w:rPr>
@@ -3692,7 +4056,7 @@
         <w:rPr>
           <w:noProof/>
         </w:rPr>
-        <w:t>24</w:t>
+        <w:t>27</w:t>
       </w:r>
       <w:r>
         <w:rPr>
@@ -3759,7 +4123,7 @@
         <w:rPr>
           <w:noProof/>
         </w:rPr>
-        <w:t>24</w:t>
+        <w:t>27</w:t>
       </w:r>
       <w:r>
         <w:rPr>
@@ -3825,7 +4189,7 @@
         <w:rPr>
           <w:noProof/>
         </w:rPr>
-        <w:t>25</w:t>
+        <w:t>28</w:t>
       </w:r>
       <w:r>
         <w:rPr>
@@ -3892,7 +4256,7 @@
         <w:rPr>
           <w:noProof/>
         </w:rPr>
-        <w:t>26</w:t>
+        <w:t>29</w:t>
       </w:r>
       <w:r>
         <w:rPr>
@@ -3958,7 +4322,7 @@
         <w:rPr>
           <w:noProof/>
         </w:rPr>
-        <w:t>26</w:t>
+        <w:t>29</w:t>
       </w:r>
       <w:r>
         <w:rPr>
@@ -4024,7 +4388,7 @@
         <w:rPr>
           <w:noProof/>
         </w:rPr>
-        <w:t>26</w:t>
+        <w:t>29</w:t>
       </w:r>
       <w:r>
         <w:rPr>
@@ -4090,7 +4454,7 @@
         <w:rPr>
           <w:noProof/>
         </w:rPr>
-        <w:t>27</w:t>
+        <w:t>30</w:t>
       </w:r>
       <w:r>
         <w:rPr>
@@ -4156,7 +4520,7 @@
         <w:rPr>
           <w:noProof/>
         </w:rPr>
-        <w:t>27</w:t>
+        <w:t>30</w:t>
       </w:r>
       <w:r>
         <w:rPr>
@@ -4222,7 +4586,7 @@
         <w:rPr>
           <w:noProof/>
         </w:rPr>
-        <w:t>27</w:t>
+        <w:t>30</w:t>
       </w:r>
       <w:r>
         <w:rPr>
@@ -4290,7 +4654,7 @@
         <w:rPr>
           <w:noProof/>
         </w:rPr>
-        <w:t>29</w:t>
+        <w:t>32</w:t>
       </w:r>
       <w:r>
         <w:rPr>
@@ -4356,7 +4720,7 @@
         <w:rPr>
           <w:noProof/>
         </w:rPr>
-        <w:t>29</w:t>
+        <w:t>32</w:t>
       </w:r>
       <w:r>
         <w:rPr>
@@ -4416,7 +4780,7 @@
         <w:rPr>
           <w:noProof/>
         </w:rPr>
-        <w:t>30</w:t>
+        <w:t>33</w:t>
       </w:r>
       <w:r>
         <w:rPr>
@@ -4482,7 +4846,7 @@
         <w:rPr>
           <w:noProof/>
         </w:rPr>
-        <w:t>31</w:t>
+        <w:t>34</w:t>
       </w:r>
       <w:r>
         <w:rPr>
@@ -4548,7 +4912,7 @@
         <w:rPr>
           <w:noProof/>
         </w:rPr>
-        <w:t>31</w:t>
+        <w:t>34</w:t>
       </w:r>
       <w:r>
         <w:rPr>
@@ -4614,7 +4978,7 @@
         <w:rPr>
           <w:noProof/>
         </w:rPr>
-        <w:t>31</w:t>
+        <w:t>34</w:t>
       </w:r>
       <w:r>
         <w:rPr>
@@ -4680,7 +5044,7 @@
         <w:rPr>
           <w:noProof/>
         </w:rPr>
-        <w:t>31</w:t>
+        <w:t>34</w:t>
       </w:r>
       <w:r>
         <w:rPr>
@@ -4746,7 +5110,7 @@
         <w:rPr>
           <w:noProof/>
         </w:rPr>
-        <w:t>31</w:t>
+        <w:t>34</w:t>
       </w:r>
       <w:r>
         <w:rPr>
@@ -4812,7 +5176,7 @@
         <w:rPr>
           <w:noProof/>
         </w:rPr>
-        <w:t>31</w:t>
+        <w:t>34</w:t>
       </w:r>
       <w:r>
         <w:rPr>
@@ -4878,7 +5242,7 @@
         <w:rPr>
           <w:noProof/>
         </w:rPr>
-        <w:t>31</w:t>
+        <w:t>34</w:t>
       </w:r>
       <w:r>
         <w:rPr>
@@ -4944,7 +5308,7 @@
         <w:rPr>
           <w:noProof/>
         </w:rPr>
-        <w:t>32</w:t>
+        <w:t>35</w:t>
       </w:r>
       <w:r>
         <w:rPr>
@@ -5010,7 +5374,7 @@
         <w:rPr>
           <w:noProof/>
         </w:rPr>
-        <w:t>32</w:t>
+        <w:t>35</w:t>
       </w:r>
       <w:r>
         <w:rPr>
@@ -5076,7 +5440,7 @@
         <w:rPr>
           <w:noProof/>
         </w:rPr>
-        <w:t>32</w:t>
+        <w:t>35</w:t>
       </w:r>
       <w:r>
         <w:rPr>
@@ -5142,7 +5506,7 @@
         <w:rPr>
           <w:noProof/>
         </w:rPr>
-        <w:t>32</w:t>
+        <w:t>35</w:t>
       </w:r>
       <w:r>
         <w:rPr>
@@ -5208,7 +5572,7 @@
         <w:rPr>
           <w:noProof/>
         </w:rPr>
-        <w:t>33</w:t>
+        <w:t>36</w:t>
       </w:r>
       <w:r>
         <w:rPr>
@@ -5276,7 +5640,7 @@
         <w:rPr>
           <w:noProof/>
         </w:rPr>
-        <w:t>34</w:t>
+        <w:t>37</w:t>
       </w:r>
       <w:r>
         <w:rPr>
@@ -5342,7 +5706,7 @@
         <w:rPr>
           <w:noProof/>
         </w:rPr>
-        <w:t>34</w:t>
+        <w:t>37</w:t>
       </w:r>
       <w:r>
         <w:rPr>
@@ -5408,7 +5772,7 @@
         <w:rPr>
           <w:noProof/>
         </w:rPr>
-        <w:t>34</w:t>
+        <w:t>37</w:t>
       </w:r>
       <w:r>
         <w:rPr>
@@ -5474,7 +5838,7 @@
         <w:rPr>
           <w:noProof/>
         </w:rPr>
-        <w:t>34</w:t>
+        <w:t>37</w:t>
       </w:r>
       <w:r>
         <w:rPr>
@@ -5540,7 +5904,7 @@
         <w:rPr>
           <w:noProof/>
         </w:rPr>
-        <w:t>34</w:t>
+        <w:t>37</w:t>
       </w:r>
       <w:r>
         <w:rPr>
@@ -5606,7 +5970,7 @@
         <w:rPr>
           <w:noProof/>
         </w:rPr>
-        <w:t>35</w:t>
+        <w:t>38</w:t>
       </w:r>
       <w:r>
         <w:rPr>
@@ -5672,7 +6036,7 @@
         <w:rPr>
           <w:noProof/>
         </w:rPr>
-        <w:t>35</w:t>
+        <w:t>38</w:t>
       </w:r>
       <w:r>
         <w:rPr>
@@ -5738,7 +6102,7 @@
         <w:rPr>
           <w:noProof/>
         </w:rPr>
-        <w:t>35</w:t>
+        <w:t>38</w:t>
       </w:r>
       <w:r>
         <w:rPr>
@@ -5804,7 +6168,7 @@
         <w:rPr>
           <w:noProof/>
         </w:rPr>
-        <w:t>35</w:t>
+        <w:t>38</w:t>
       </w:r>
       <w:r>
         <w:rPr>
@@ -5870,7 +6234,7 @@
         <w:rPr>
           <w:noProof/>
         </w:rPr>
-        <w:t>36</w:t>
+        <w:t>39</w:t>
       </w:r>
       <w:r>
         <w:rPr>
@@ -5938,7 +6302,7 @@
         <w:rPr>
           <w:noProof/>
         </w:rPr>
-        <w:t>37</w:t>
+        <w:t>40</w:t>
       </w:r>
       <w:r>
         <w:rPr>
@@ -6004,7 +6368,7 @@
         <w:rPr>
           <w:noProof/>
         </w:rPr>
-        <w:t>37</w:t>
+        <w:t>40</w:t>
       </w:r>
       <w:r>
         <w:rPr>
@@ -6070,7 +6434,7 @@
         <w:rPr>
           <w:noProof/>
         </w:rPr>
-        <w:t>37</w:t>
+        <w:t>40</w:t>
       </w:r>
       <w:r>
         <w:rPr>
@@ -6136,7 +6500,7 @@
         <w:rPr>
           <w:noProof/>
         </w:rPr>
-        <w:t>37</w:t>
+        <w:t>40</w:t>
       </w:r>
       <w:r>
         <w:rPr>
@@ -6202,7 +6566,7 @@
         <w:rPr>
           <w:noProof/>
         </w:rPr>
-        <w:t>38</w:t>
+        <w:t>41</w:t>
       </w:r>
       <w:r>
         <w:rPr>
@@ -6268,7 +6632,7 @@
         <w:rPr>
           <w:noProof/>
         </w:rPr>
-        <w:t>39</w:t>
+        <w:t>42</w:t>
       </w:r>
       <w:r>
         <w:rPr>
@@ -6334,7 +6698,7 @@
         <w:rPr>
           <w:noProof/>
         </w:rPr>
-        <w:t>39</w:t>
+        <w:t>42</w:t>
       </w:r>
       <w:r>
         <w:rPr>
@@ -6400,7 +6764,7 @@
         <w:rPr>
           <w:noProof/>
         </w:rPr>
-        <w:t>39</w:t>
+        <w:t>42</w:t>
       </w:r>
       <w:r>
         <w:rPr>
@@ -6466,7 +6830,7 @@
         <w:rPr>
           <w:noProof/>
         </w:rPr>
-        <w:t>40</w:t>
+        <w:t>43</w:t>
       </w:r>
       <w:r>
         <w:rPr>
@@ -6534,7 +6898,7 @@
         <w:rPr>
           <w:noProof/>
         </w:rPr>
-        <w:t>41</w:t>
+        <w:t>44</w:t>
       </w:r>
       <w:r>
         <w:rPr>
@@ -6600,7 +6964,7 @@
         <w:rPr>
           <w:noProof/>
         </w:rPr>
-        <w:t>41</w:t>
+        <w:t>44</w:t>
       </w:r>
       <w:r>
         <w:rPr>
@@ -6666,7 +7030,7 @@
         <w:rPr>
           <w:noProof/>
         </w:rPr>
-        <w:t>41</w:t>
+        <w:t>44</w:t>
       </w:r>
       <w:r>
         <w:rPr>
@@ -6732,7 +7096,7 @@
         <w:rPr>
           <w:noProof/>
         </w:rPr>
-        <w:t>41</w:t>
+        <w:t>44</w:t>
       </w:r>
       <w:r>
         <w:rPr>
@@ -6798,7 +7162,7 @@
         <w:rPr>
           <w:noProof/>
         </w:rPr>
-        <w:t>41</w:t>
+        <w:t>44</w:t>
       </w:r>
       <w:r>
         <w:rPr>
@@ -6864,7 +7228,7 @@
         <w:rPr>
           <w:noProof/>
         </w:rPr>
-        <w:t>41</w:t>
+        <w:t>44</w:t>
       </w:r>
       <w:r>
         <w:rPr>
@@ -6930,7 +7294,7 @@
         <w:rPr>
           <w:noProof/>
         </w:rPr>
-        <w:t>41</w:t>
+        <w:t>44</w:t>
       </w:r>
       <w:r>
         <w:rPr>
@@ -6996,7 +7360,7 @@
         <w:rPr>
           <w:noProof/>
         </w:rPr>
-        <w:t>42</w:t>
+        <w:t>45</w:t>
       </w:r>
       <w:r>
         <w:rPr>
@@ -7062,7 +7426,7 @@
         <w:rPr>
           <w:noProof/>
         </w:rPr>
-        <w:t>42</w:t>
+        <w:t>45</w:t>
       </w:r>
       <w:r>
         <w:rPr>
@@ -7130,7 +7494,7 @@
         <w:rPr>
           <w:noProof/>
         </w:rPr>
-        <w:t>43</w:t>
+        <w:t>46</w:t>
       </w:r>
       <w:r>
         <w:rPr>
@@ -7196,7 +7560,7 @@
         <w:rPr>
           <w:noProof/>
         </w:rPr>
-        <w:t>43</w:t>
+        <w:t>46</w:t>
       </w:r>
       <w:r>
         <w:rPr>
@@ -7262,7 +7626,7 @@
         <w:rPr>
           <w:noProof/>
         </w:rPr>
-        <w:t>43</w:t>
+        <w:t>46</w:t>
       </w:r>
       <w:r>
         <w:rPr>
@@ -7329,7 +7693,7 @@
         <w:rPr>
           <w:noProof/>
         </w:rPr>
-        <w:t>43</w:t>
+        <w:t>46</w:t>
       </w:r>
       <w:r>
         <w:rPr>
@@ -7395,7 +7759,7 @@
         <w:rPr>
           <w:noProof/>
         </w:rPr>
-        <w:t>43</w:t>
+        <w:t>46</w:t>
       </w:r>
       <w:r>
         <w:rPr>
@@ -7461,7 +7825,7 @@
         <w:rPr>
           <w:noProof/>
         </w:rPr>
-        <w:t>44</w:t>
+        <w:t>47</w:t>
       </w:r>
       <w:r>
         <w:rPr>
@@ -7527,7 +7891,7 @@
         <w:rPr>
           <w:noProof/>
         </w:rPr>
-        <w:t>44</w:t>
+        <w:t>47</w:t>
       </w:r>
       <w:r>
         <w:rPr>
@@ -7593,7 +7957,7 @@
         <w:rPr>
           <w:noProof/>
         </w:rPr>
-        <w:t>45</w:t>
+        <w:t>48</w:t>
       </w:r>
       <w:r>
         <w:rPr>
@@ -7659,7 +8023,7 @@
         <w:rPr>
           <w:noProof/>
         </w:rPr>
-        <w:t>45</w:t>
+        <w:t>48</w:t>
       </w:r>
       <w:r>
         <w:rPr>
@@ -7725,7 +8089,7 @@
         <w:rPr>
           <w:noProof/>
         </w:rPr>
-        <w:t>45</w:t>
+        <w:t>48</w:t>
       </w:r>
       <w:r>
         <w:rPr>
@@ -7791,7 +8155,7 @@
         <w:rPr>
           <w:noProof/>
         </w:rPr>
-        <w:t>46</w:t>
+        <w:t>49</w:t>
       </w:r>
       <w:r>
         <w:rPr>
@@ -7857,7 +8221,7 @@
         <w:rPr>
           <w:noProof/>
         </w:rPr>
-        <w:t>46</w:t>
+        <w:t>49</w:t>
       </w:r>
       <w:r>
         <w:rPr>
@@ -7923,7 +8287,7 @@
         <w:rPr>
           <w:noProof/>
         </w:rPr>
-        <w:t>47</w:t>
+        <w:t>50</w:t>
       </w:r>
       <w:r>
         <w:rPr>
@@ -7991,7 +8355,7 @@
         <w:rPr>
           <w:noProof/>
         </w:rPr>
-        <w:t>48</w:t>
+        <w:t>51</w:t>
       </w:r>
       <w:r>
         <w:rPr>
@@ -8057,7 +8421,7 @@
         <w:rPr>
           <w:noProof/>
         </w:rPr>
-        <w:t>48</w:t>
+        <w:t>51</w:t>
       </w:r>
       <w:r>
         <w:rPr>
@@ -8123,7 +8487,7 @@
         <w:rPr>
           <w:noProof/>
         </w:rPr>
-        <w:t>48</w:t>
+        <w:t>51</w:t>
       </w:r>
       <w:r>
         <w:rPr>
@@ -8189,7 +8553,7 @@
         <w:rPr>
           <w:noProof/>
         </w:rPr>
-        <w:t>48</w:t>
+        <w:t>51</w:t>
       </w:r>
       <w:r>
         <w:rPr>
@@ -8255,7 +8619,7 @@
         <w:rPr>
           <w:noProof/>
         </w:rPr>
-        <w:t>48</w:t>
+        <w:t>51</w:t>
       </w:r>
       <w:r>
         <w:rPr>
@@ -8321,7 +8685,7 @@
         <w:rPr>
           <w:noProof/>
         </w:rPr>
-        <w:t>48</w:t>
+        <w:t>51</w:t>
       </w:r>
       <w:r>
         <w:rPr>
@@ -8389,7 +8753,7 @@
         <w:rPr>
           <w:noProof/>
         </w:rPr>
-        <w:t>49</w:t>
+        <w:t>52</w:t>
       </w:r>
       <w:r>
         <w:rPr>
@@ -8455,7 +8819,7 @@
         <w:rPr>
           <w:noProof/>
         </w:rPr>
-        <w:t>49</w:t>
+        <w:t>52</w:t>
       </w:r>
       <w:r>
         <w:rPr>
@@ -8521,7 +8885,7 @@
         <w:rPr>
           <w:noProof/>
         </w:rPr>
-        <w:t>49</w:t>
+        <w:t>52</w:t>
       </w:r>
       <w:r>
         <w:rPr>
@@ -8589,7 +8953,7 @@
         <w:rPr>
           <w:noProof/>
         </w:rPr>
-        <w:t>50</w:t>
+        <w:t>53</w:t>
       </w:r>
       <w:r>
         <w:rPr>
@@ -8657,7 +9021,7 @@
         <w:rPr>
           <w:noProof/>
         </w:rPr>
-        <w:t>51</w:t>
+        <w:t>54</w:t>
       </w:r>
       <w:r>
         <w:rPr>
@@ -8723,7 +9087,7 @@
         <w:rPr>
           <w:noProof/>
         </w:rPr>
-        <w:t>51</w:t>
+        <w:t>54</w:t>
       </w:r>
       <w:r>
         <w:rPr>
@@ -8789,7 +9153,7 @@
         <w:rPr>
           <w:noProof/>
         </w:rPr>
-        <w:t>51</w:t>
+        <w:t>54</w:t>
       </w:r>
       <w:r>
         <w:rPr>
@@ -8855,7 +9219,7 @@
         <w:rPr>
           <w:noProof/>
         </w:rPr>
-        <w:t>51</w:t>
+        <w:t>54</w:t>
       </w:r>
       <w:r>
         <w:rPr>
@@ -8921,7 +9285,7 @@
         <w:rPr>
           <w:noProof/>
         </w:rPr>
-        <w:t>51</w:t>
+        <w:t>54</w:t>
       </w:r>
       <w:r>
         <w:rPr>
@@ -8987,7 +9351,7 @@
         <w:rPr>
           <w:noProof/>
         </w:rPr>
-        <w:t>52</w:t>
+        <w:t>55</w:t>
       </w:r>
       <w:r>
         <w:rPr>
@@ -9053,7 +9417,7 @@
         <w:rPr>
           <w:noProof/>
         </w:rPr>
-        <w:t>53</w:t>
+        <w:t>56</w:t>
       </w:r>
       <w:r>
         <w:rPr>
@@ -9119,7 +9483,7 @@
         <w:rPr>
           <w:noProof/>
         </w:rPr>
-        <w:t>54</w:t>
+        <w:t>57</w:t>
       </w:r>
       <w:r>
         <w:rPr>
@@ -9185,7 +9549,7 @@
         <w:rPr>
           <w:noProof/>
         </w:rPr>
-        <w:t>55</w:t>
+        <w:t>58</w:t>
       </w:r>
       <w:r>
         <w:rPr>
@@ -9251,7 +9615,7 @@
         <w:rPr>
           <w:noProof/>
         </w:rPr>
-        <w:t>55</w:t>
+        <w:t>58</w:t>
       </w:r>
       <w:r>
         <w:rPr>
@@ -9317,7 +9681,7 @@
         <w:rPr>
           <w:noProof/>
         </w:rPr>
-        <w:t>56</w:t>
+        <w:t>59</w:t>
       </w:r>
       <w:r>
         <w:rPr>
@@ -9383,7 +9747,7 @@
         <w:rPr>
           <w:noProof/>
         </w:rPr>
-        <w:t>56</w:t>
+        <w:t>59</w:t>
       </w:r>
       <w:r>
         <w:rPr>
@@ -9479,7 +9843,6 @@
         <w:br w:type="page"/>
       </w:r>
     </w:p>
-    <w:p/>
     <w:p>
       <w:pPr>
         <w:pStyle w:val="Strong1"/>
@@ -9493,6 +9856,7 @@
           <w:sz w:val="28"/>
           <w:szCs w:val="28"/>
         </w:rPr>
+        <w:lastRenderedPageBreak/>
         <w:t>SYMBOLS AND ABBREVIATIONS</w:t>
       </w:r>
     </w:p>
@@ -9565,87 +9929,14 @@
           <w:szCs w:val="28"/>
         </w:rPr>
       </w:pPr>
-      <w:r>
+    </w:p>
+    <w:p>
+      <w:pPr>
+        <w:pStyle w:val="Strong1"/>
         <w:rPr>
           <w:sz w:val="28"/>
           <w:szCs w:val="28"/>
         </w:rPr>
-        <w:t>List of Figures</w:t>
-      </w:r>
-    </w:p>
-    <w:p>
-      <w:r>
-        <w:t>Fig 4.1. Overall System Architecture</w:t>
-      </w:r>
-    </w:p>
-    <w:p>
-      <w:r>
-        <w:t>Fig 4.2. Request Lifecycle for /ask</w:t>
-      </w:r>
-    </w:p>
-    <w:p>
-      <w:r>
-        <w:t>Fig 4.3. Streaming Answer State in the Chat Interface</w:t>
-      </w:r>
-    </w:p>
-    <w:p>
-      <w:r>
-        <w:t>Fig 4.4. SSE Streaming Sequence</w:t>
-      </w:r>
-    </w:p>
-    <w:p>
-      <w:r>
-        <w:t>Fig 5.1. Relational Database ER Diagram</w:t>
-      </w:r>
-    </w:p>
-    <w:p>
-      <w:r>
-        <w:t>Fig 5.2. Chat History Ownership Constraint and Soft Delete Model</w:t>
-      </w:r>
-    </w:p>
-    <w:p>
-      <w:r>
-        <w:t>Fig 5.3. Qdrant Retrieval Model</w:t>
-      </w:r>
-    </w:p>
-    <w:p>
-      <w:r>
-        <w:t>Fig 6.1. RAG Pipeline Flow</w:t>
-      </w:r>
-    </w:p>
-    <w:p>
-      <w:r>
-        <w:t>Fig 6.2. RAG Retrieval Context Implementation</w:t>
-      </w:r>
-    </w:p>
-    <w:p>
-      <w:r>
-        <w:t>Fig 7.1. Backend SSE Streaming Endpoint Implementation</w:t>
-      </w:r>
-    </w:p>
-    <w:p>
-      <w:r>
-        <w:t>Fig 8.1. Chat Interface with Grounded Legal Sources</w:t>
-      </w:r>
-    </w:p>
-    <w:p>
-      <w:r>
-        <w:t>Fig 8.2. Guest and Authenticated Login Flow</w:t>
-      </w:r>
-    </w:p>
-    <w:p>
-      <w:r>
-        <w:t>Fig 8.3. Document, Forum, and Admin Interface Screenshots</w:t>
-      </w:r>
-    </w:p>
-    <w:p>
-      <w:r>
-        <w:t>Fig 10.1. System Test Evidence and Admin Analytics Snapshot</w:t>
-      </w:r>
-    </w:p>
-    <w:p>
-      <w:pPr>
-        <w:spacing w:after="160"/>
       </w:pPr>
     </w:p>
     <w:p>
@@ -9656,11 +9947,617 @@
           <w:szCs w:val="28"/>
         </w:rPr>
       </w:pPr>
-      <w:r>
+    </w:p>
+    <w:p>
+      <w:pPr>
+        <w:pStyle w:val="Strong1"/>
         <w:rPr>
           <w:sz w:val="28"/>
           <w:szCs w:val="28"/>
         </w:rPr>
+      </w:pPr>
+    </w:p>
+    <w:p>
+      <w:pPr>
+        <w:pStyle w:val="Strong1"/>
+        <w:rPr>
+          <w:sz w:val="28"/>
+          <w:szCs w:val="28"/>
+        </w:rPr>
+      </w:pPr>
+    </w:p>
+    <w:p>
+      <w:pPr>
+        <w:pStyle w:val="Strong1"/>
+        <w:rPr>
+          <w:sz w:val="28"/>
+          <w:szCs w:val="28"/>
+        </w:rPr>
+      </w:pPr>
+    </w:p>
+    <w:p>
+      <w:pPr>
+        <w:pStyle w:val="Strong1"/>
+        <w:rPr>
+          <w:sz w:val="28"/>
+          <w:szCs w:val="28"/>
+        </w:rPr>
+      </w:pPr>
+    </w:p>
+    <w:p>
+      <w:pPr>
+        <w:pStyle w:val="Strong1"/>
+        <w:rPr>
+          <w:sz w:val="28"/>
+          <w:szCs w:val="28"/>
+        </w:rPr>
+      </w:pPr>
+    </w:p>
+    <w:p>
+      <w:pPr>
+        <w:pStyle w:val="Strong1"/>
+        <w:rPr>
+          <w:sz w:val="28"/>
+          <w:szCs w:val="28"/>
+        </w:rPr>
+      </w:pPr>
+    </w:p>
+    <w:p>
+      <w:pPr>
+        <w:pStyle w:val="Strong1"/>
+        <w:rPr>
+          <w:sz w:val="28"/>
+          <w:szCs w:val="28"/>
+        </w:rPr>
+      </w:pPr>
+    </w:p>
+    <w:p>
+      <w:pPr>
+        <w:pStyle w:val="Strong1"/>
+        <w:rPr>
+          <w:sz w:val="28"/>
+          <w:szCs w:val="28"/>
+        </w:rPr>
+      </w:pPr>
+    </w:p>
+    <w:p>
+      <w:pPr>
+        <w:pStyle w:val="Strong1"/>
+        <w:rPr>
+          <w:sz w:val="28"/>
+          <w:szCs w:val="28"/>
+        </w:rPr>
+      </w:pPr>
+    </w:p>
+    <w:p>
+      <w:pPr>
+        <w:pStyle w:val="Strong1"/>
+        <w:rPr>
+          <w:sz w:val="28"/>
+          <w:szCs w:val="28"/>
+        </w:rPr>
+      </w:pPr>
+    </w:p>
+    <w:p>
+      <w:pPr>
+        <w:pStyle w:val="Strong1"/>
+        <w:rPr>
+          <w:sz w:val="28"/>
+          <w:szCs w:val="28"/>
+        </w:rPr>
+      </w:pPr>
+    </w:p>
+    <w:p>
+      <w:pPr>
+        <w:pStyle w:val="Strong1"/>
+        <w:rPr>
+          <w:sz w:val="28"/>
+          <w:szCs w:val="28"/>
+        </w:rPr>
+      </w:pPr>
+    </w:p>
+    <w:p>
+      <w:pPr>
+        <w:pStyle w:val="Strong1"/>
+        <w:rPr>
+          <w:sz w:val="28"/>
+          <w:szCs w:val="28"/>
+        </w:rPr>
+      </w:pPr>
+    </w:p>
+    <w:p>
+      <w:pPr>
+        <w:pStyle w:val="Strong1"/>
+        <w:rPr>
+          <w:sz w:val="28"/>
+          <w:szCs w:val="28"/>
+        </w:rPr>
+      </w:pPr>
+    </w:p>
+    <w:p>
+      <w:pPr>
+        <w:pStyle w:val="Strong1"/>
+        <w:rPr>
+          <w:sz w:val="28"/>
+          <w:szCs w:val="28"/>
+        </w:rPr>
+      </w:pPr>
+    </w:p>
+    <w:p>
+      <w:pPr>
+        <w:pStyle w:val="Strong1"/>
+        <w:rPr>
+          <w:sz w:val="28"/>
+          <w:szCs w:val="28"/>
+        </w:rPr>
+      </w:pPr>
+    </w:p>
+    <w:p>
+      <w:pPr>
+        <w:pStyle w:val="Strong1"/>
+        <w:rPr>
+          <w:sz w:val="28"/>
+          <w:szCs w:val="28"/>
+        </w:rPr>
+      </w:pPr>
+    </w:p>
+    <w:p>
+      <w:pPr>
+        <w:pStyle w:val="Strong1"/>
+        <w:rPr>
+          <w:sz w:val="28"/>
+          <w:szCs w:val="28"/>
+        </w:rPr>
+      </w:pPr>
+    </w:p>
+    <w:p>
+      <w:pPr>
+        <w:pStyle w:val="Strong1"/>
+        <w:rPr>
+          <w:sz w:val="28"/>
+          <w:szCs w:val="28"/>
+        </w:rPr>
+      </w:pPr>
+    </w:p>
+    <w:p>
+      <w:pPr>
+        <w:pStyle w:val="Strong1"/>
+        <w:rPr>
+          <w:sz w:val="28"/>
+          <w:szCs w:val="28"/>
+        </w:rPr>
+      </w:pPr>
+    </w:p>
+    <w:p>
+      <w:pPr>
+        <w:pStyle w:val="Strong1"/>
+        <w:rPr>
+          <w:sz w:val="28"/>
+          <w:szCs w:val="28"/>
+        </w:rPr>
+      </w:pPr>
+    </w:p>
+    <w:p>
+      <w:pPr>
+        <w:pStyle w:val="Strong1"/>
+        <w:rPr>
+          <w:sz w:val="28"/>
+          <w:szCs w:val="28"/>
+        </w:rPr>
+      </w:pPr>
+    </w:p>
+    <w:p>
+      <w:pPr>
+        <w:pStyle w:val="Strong1"/>
+        <w:rPr>
+          <w:sz w:val="28"/>
+          <w:szCs w:val="28"/>
+        </w:rPr>
+      </w:pPr>
+    </w:p>
+    <w:p>
+      <w:pPr>
+        <w:pStyle w:val="Strong1"/>
+        <w:rPr>
+          <w:sz w:val="28"/>
+          <w:szCs w:val="28"/>
+        </w:rPr>
+      </w:pPr>
+    </w:p>
+    <w:p>
+      <w:pPr>
+        <w:pStyle w:val="Strong1"/>
+        <w:rPr>
+          <w:sz w:val="28"/>
+          <w:szCs w:val="28"/>
+        </w:rPr>
+      </w:pPr>
+    </w:p>
+    <w:p>
+      <w:pPr>
+        <w:pStyle w:val="Strong1"/>
+        <w:rPr>
+          <w:sz w:val="28"/>
+          <w:szCs w:val="28"/>
+        </w:rPr>
+      </w:pPr>
+    </w:p>
+    <w:p>
+      <w:pPr>
+        <w:pStyle w:val="Strong1"/>
+        <w:rPr>
+          <w:sz w:val="28"/>
+          <w:szCs w:val="28"/>
+        </w:rPr>
+      </w:pPr>
+    </w:p>
+    <w:p>
+      <w:pPr>
+        <w:pStyle w:val="Strong1"/>
+        <w:rPr>
+          <w:sz w:val="28"/>
+          <w:szCs w:val="28"/>
+        </w:rPr>
+      </w:pPr>
+    </w:p>
+    <w:p>
+      <w:pPr>
+        <w:pStyle w:val="Strong1"/>
+        <w:rPr>
+          <w:sz w:val="28"/>
+          <w:szCs w:val="28"/>
+        </w:rPr>
+      </w:pPr>
+      <w:r>
+        <w:rPr>
+          <w:sz w:val="28"/>
+          <w:szCs w:val="28"/>
+        </w:rPr>
+        <w:lastRenderedPageBreak/>
+        <w:t>List of Figures</w:t>
+      </w:r>
+    </w:p>
+    <w:p>
+      <w:r>
+        <w:t>Fig 4.1. Overall System Architecture</w:t>
+      </w:r>
+    </w:p>
+    <w:p>
+      <w:r>
+        <w:t>Fig 4.2. Request Lifecycle for /ask</w:t>
+      </w:r>
+    </w:p>
+    <w:p>
+      <w:r>
+        <w:t>Fig 4.3. Streaming Answer State in the Chat Interface</w:t>
+      </w:r>
+    </w:p>
+    <w:p>
+      <w:r>
+        <w:t>Fig 4.4. SSE Streaming Sequence</w:t>
+      </w:r>
+    </w:p>
+    <w:p>
+      <w:r>
+        <w:t>Fig 5.1. Relational Database ER Diagram</w:t>
+      </w:r>
+    </w:p>
+    <w:p>
+      <w:r>
+        <w:t>Fig 5.2. Chat History Ownership Constraint and Soft Delete Model</w:t>
+      </w:r>
+    </w:p>
+    <w:p>
+      <w:r>
+        <w:t>Fig 5.3. Qdrant Retrieval Model</w:t>
+      </w:r>
+    </w:p>
+    <w:p>
+      <w:r>
+        <w:t>Fig 6.1. RAG Pipeline Flow</w:t>
+      </w:r>
+    </w:p>
+    <w:p>
+      <w:r>
+        <w:t>Fig 6.2. RAG Retrieval Context Implementation</w:t>
+      </w:r>
+    </w:p>
+    <w:p>
+      <w:r>
+        <w:t>Fig 7.1. Backend SSE Streaming Endpoint Implementation</w:t>
+      </w:r>
+    </w:p>
+    <w:p>
+      <w:r>
+        <w:t>Fig 8.1. Chat Interface with Grounded Legal Sources</w:t>
+      </w:r>
+    </w:p>
+    <w:p>
+      <w:r>
+        <w:t>Fig 8.2. Guest and Authenticated Login Flow</w:t>
+      </w:r>
+    </w:p>
+    <w:p>
+      <w:r>
+        <w:t>Fig 8.3. Document, Forum, and Admin Interface Screenshots</w:t>
+      </w:r>
+    </w:p>
+    <w:p>
+      <w:r>
+        <w:t>Fig 10.1. System Test Evidence and Admin Analytics Snapshot</w:t>
+      </w:r>
+    </w:p>
+    <w:p>
+      <w:pPr>
+        <w:spacing w:after="160"/>
+      </w:pPr>
+    </w:p>
+    <w:p>
+      <w:pPr>
+        <w:pStyle w:val="Strong1"/>
+        <w:rPr>
+          <w:sz w:val="28"/>
+          <w:szCs w:val="28"/>
+        </w:rPr>
+      </w:pPr>
+    </w:p>
+    <w:p>
+      <w:pPr>
+        <w:pStyle w:val="Strong1"/>
+        <w:rPr>
+          <w:sz w:val="28"/>
+          <w:szCs w:val="28"/>
+        </w:rPr>
+      </w:pPr>
+    </w:p>
+    <w:p>
+      <w:pPr>
+        <w:pStyle w:val="Strong1"/>
+        <w:rPr>
+          <w:sz w:val="28"/>
+          <w:szCs w:val="28"/>
+        </w:rPr>
+      </w:pPr>
+    </w:p>
+    <w:p>
+      <w:pPr>
+        <w:pStyle w:val="Strong1"/>
+        <w:rPr>
+          <w:sz w:val="28"/>
+          <w:szCs w:val="28"/>
+        </w:rPr>
+      </w:pPr>
+    </w:p>
+    <w:p>
+      <w:pPr>
+        <w:pStyle w:val="Strong1"/>
+        <w:rPr>
+          <w:sz w:val="28"/>
+          <w:szCs w:val="28"/>
+        </w:rPr>
+      </w:pPr>
+    </w:p>
+    <w:p>
+      <w:pPr>
+        <w:pStyle w:val="Strong1"/>
+        <w:rPr>
+          <w:sz w:val="28"/>
+          <w:szCs w:val="28"/>
+        </w:rPr>
+      </w:pPr>
+    </w:p>
+    <w:p>
+      <w:pPr>
+        <w:pStyle w:val="Strong1"/>
+        <w:rPr>
+          <w:sz w:val="28"/>
+          <w:szCs w:val="28"/>
+        </w:rPr>
+      </w:pPr>
+    </w:p>
+    <w:p>
+      <w:pPr>
+        <w:pStyle w:val="Strong1"/>
+        <w:rPr>
+          <w:sz w:val="28"/>
+          <w:szCs w:val="28"/>
+        </w:rPr>
+      </w:pPr>
+    </w:p>
+    <w:p>
+      <w:pPr>
+        <w:pStyle w:val="Strong1"/>
+        <w:rPr>
+          <w:sz w:val="28"/>
+          <w:szCs w:val="28"/>
+        </w:rPr>
+      </w:pPr>
+    </w:p>
+    <w:p>
+      <w:pPr>
+        <w:pStyle w:val="Strong1"/>
+        <w:rPr>
+          <w:sz w:val="28"/>
+          <w:szCs w:val="28"/>
+        </w:rPr>
+      </w:pPr>
+    </w:p>
+    <w:p>
+      <w:pPr>
+        <w:pStyle w:val="Strong1"/>
+        <w:rPr>
+          <w:sz w:val="28"/>
+          <w:szCs w:val="28"/>
+        </w:rPr>
+      </w:pPr>
+    </w:p>
+    <w:p>
+      <w:pPr>
+        <w:pStyle w:val="Strong1"/>
+        <w:rPr>
+          <w:sz w:val="28"/>
+          <w:szCs w:val="28"/>
+        </w:rPr>
+      </w:pPr>
+    </w:p>
+    <w:p>
+      <w:pPr>
+        <w:pStyle w:val="Strong1"/>
+        <w:rPr>
+          <w:sz w:val="28"/>
+          <w:szCs w:val="28"/>
+        </w:rPr>
+      </w:pPr>
+    </w:p>
+    <w:p>
+      <w:pPr>
+        <w:pStyle w:val="Strong1"/>
+        <w:rPr>
+          <w:sz w:val="28"/>
+          <w:szCs w:val="28"/>
+        </w:rPr>
+      </w:pPr>
+    </w:p>
+    <w:p>
+      <w:pPr>
+        <w:pStyle w:val="Strong1"/>
+        <w:rPr>
+          <w:sz w:val="28"/>
+          <w:szCs w:val="28"/>
+        </w:rPr>
+      </w:pPr>
+    </w:p>
+    <w:p>
+      <w:pPr>
+        <w:pStyle w:val="Strong1"/>
+        <w:rPr>
+          <w:sz w:val="28"/>
+          <w:szCs w:val="28"/>
+        </w:rPr>
+      </w:pPr>
+    </w:p>
+    <w:p>
+      <w:pPr>
+        <w:pStyle w:val="Strong1"/>
+        <w:rPr>
+          <w:sz w:val="28"/>
+          <w:szCs w:val="28"/>
+        </w:rPr>
+      </w:pPr>
+    </w:p>
+    <w:p>
+      <w:pPr>
+        <w:pStyle w:val="Strong1"/>
+        <w:rPr>
+          <w:sz w:val="28"/>
+          <w:szCs w:val="28"/>
+        </w:rPr>
+      </w:pPr>
+    </w:p>
+    <w:p>
+      <w:pPr>
+        <w:pStyle w:val="Strong1"/>
+        <w:rPr>
+          <w:sz w:val="28"/>
+          <w:szCs w:val="28"/>
+        </w:rPr>
+      </w:pPr>
+    </w:p>
+    <w:p>
+      <w:pPr>
+        <w:pStyle w:val="Strong1"/>
+        <w:rPr>
+          <w:sz w:val="28"/>
+          <w:szCs w:val="28"/>
+        </w:rPr>
+      </w:pPr>
+    </w:p>
+    <w:p>
+      <w:pPr>
+        <w:pStyle w:val="Strong1"/>
+        <w:rPr>
+          <w:sz w:val="28"/>
+          <w:szCs w:val="28"/>
+        </w:rPr>
+      </w:pPr>
+    </w:p>
+    <w:p>
+      <w:pPr>
+        <w:pStyle w:val="Strong1"/>
+        <w:rPr>
+          <w:sz w:val="28"/>
+          <w:szCs w:val="28"/>
+        </w:rPr>
+      </w:pPr>
+    </w:p>
+    <w:p>
+      <w:pPr>
+        <w:pStyle w:val="Strong1"/>
+        <w:rPr>
+          <w:sz w:val="28"/>
+          <w:szCs w:val="28"/>
+        </w:rPr>
+      </w:pPr>
+    </w:p>
+    <w:p>
+      <w:pPr>
+        <w:pStyle w:val="Strong1"/>
+        <w:rPr>
+          <w:sz w:val="28"/>
+          <w:szCs w:val="28"/>
+        </w:rPr>
+      </w:pPr>
+    </w:p>
+    <w:p>
+      <w:pPr>
+        <w:pStyle w:val="Strong1"/>
+        <w:rPr>
+          <w:sz w:val="28"/>
+          <w:szCs w:val="28"/>
+        </w:rPr>
+      </w:pPr>
+    </w:p>
+    <w:p>
+      <w:pPr>
+        <w:pStyle w:val="Strong1"/>
+        <w:rPr>
+          <w:sz w:val="28"/>
+          <w:szCs w:val="28"/>
+        </w:rPr>
+      </w:pPr>
+    </w:p>
+    <w:p>
+      <w:pPr>
+        <w:pStyle w:val="Strong1"/>
+        <w:rPr>
+          <w:sz w:val="28"/>
+          <w:szCs w:val="28"/>
+        </w:rPr>
+      </w:pPr>
+    </w:p>
+    <w:p>
+      <w:pPr>
+        <w:pStyle w:val="Strong1"/>
+        <w:rPr>
+          <w:sz w:val="28"/>
+          <w:szCs w:val="28"/>
+        </w:rPr>
+      </w:pPr>
+    </w:p>
+    <w:p>
+      <w:pPr>
+        <w:pStyle w:val="Strong1"/>
+        <w:rPr>
+          <w:sz w:val="28"/>
+          <w:szCs w:val="28"/>
+        </w:rPr>
+      </w:pPr>
+      <w:r>
+        <w:rPr>
+          <w:sz w:val="28"/>
+          <w:szCs w:val="28"/>
+        </w:rPr>
+        <w:lastRenderedPageBreak/>
         <w:t>List of Tables</w:t>
       </w:r>
     </w:p>
@@ -9721,6 +10618,61 @@
         <w:pStyle w:val="Heading1"/>
       </w:pPr>
       <w:bookmarkStart w:id="0" w:name="_Toc229835238"/>
+    </w:p>
+    <w:p>
+      <w:pPr>
+        <w:pStyle w:val="Heading1"/>
+      </w:pPr>
+    </w:p>
+    <w:p>
+      <w:pPr>
+        <w:pStyle w:val="Heading1"/>
+      </w:pPr>
+    </w:p>
+    <w:p>
+      <w:pPr>
+        <w:pStyle w:val="Heading1"/>
+      </w:pPr>
+    </w:p>
+    <w:p>
+      <w:pPr>
+        <w:pStyle w:val="Heading1"/>
+      </w:pPr>
+    </w:p>
+    <w:p>
+      <w:pPr>
+        <w:pStyle w:val="Heading1"/>
+      </w:pPr>
+    </w:p>
+    <w:p>
+      <w:pPr>
+        <w:pStyle w:val="Heading1"/>
+      </w:pPr>
+    </w:p>
+    <w:p>
+      <w:pPr>
+        <w:pStyle w:val="Heading1"/>
+      </w:pPr>
+    </w:p>
+    <w:p>
+      <w:pPr>
+        <w:pStyle w:val="Heading1"/>
+      </w:pPr>
+    </w:p>
+    <w:p>
+      <w:pPr>
+        <w:pStyle w:val="Heading1"/>
+      </w:pPr>
+    </w:p>
+    <w:p>
+      <w:pPr>
+        <w:pStyle w:val="Heading1"/>
+      </w:pPr>
+    </w:p>
+    <w:p>
+      <w:pPr>
+        <w:pStyle w:val="Heading1"/>
+      </w:pPr>
       <w:r>
         <w:lastRenderedPageBreak/>
         <w:t>Chapter 1: Introduction</w:t>
@@ -15250,7 +16202,7 @@
           <w:noProof/>
         </w:rPr>
         <w:drawing>
-          <wp:inline distT="0" distB="0" distL="0" distR="0" wp14:anchorId="5EE8BF79" wp14:editId="16B065A0">
+          <wp:inline distT="0" distB="0" distL="0" distR="0" wp14:anchorId="0715799C" wp14:editId="6269D6B5">
             <wp:extent cx="5502910" cy="2872842"/>
             <wp:effectExtent l="0" t="0" r="0" b="0"/>
             <wp:docPr id="101" name="Figure1"/>
@@ -15372,7 +16324,7 @@
           <w:noProof/>
         </w:rPr>
         <w:drawing>
-          <wp:inline distT="0" distB="0" distL="0" distR="0" wp14:anchorId="6A164247" wp14:editId="72F994B4">
+          <wp:inline distT="0" distB="0" distL="0" distR="0" wp14:anchorId="05CF2C07" wp14:editId="77D8C9A7">
             <wp:extent cx="5502910" cy="2743200"/>
             <wp:effectExtent l="0" t="0" r="2540" b="0"/>
             <wp:docPr id="72158985" name="Graphic 1"/>
@@ -15448,7 +16400,7 @@
           <w:noProof/>
         </w:rPr>
         <w:drawing>
-          <wp:inline distT="0" distB="0" distL="0" distR="0" wp14:anchorId="6BCAA158" wp14:editId="74D21E72">
+          <wp:inline distT="0" distB="0" distL="0" distR="0" wp14:anchorId="52BD05F3" wp14:editId="389A25E7">
             <wp:extent cx="4191000" cy="4279984"/>
             <wp:effectExtent l="0" t="0" r="0" b="6350"/>
             <wp:docPr id="714854583" name="Picture 2"/>
@@ -15513,7 +16465,7 @@
         </w:rPr>
         <w:lastRenderedPageBreak/>
         <w:drawing>
-          <wp:inline distT="0" distB="0" distL="0" distR="0" wp14:anchorId="2CB87041" wp14:editId="6880224A">
+          <wp:inline distT="0" distB="0" distL="0" distR="0" wp14:anchorId="0CACD49B" wp14:editId="6B958706">
             <wp:extent cx="5502910" cy="3010415"/>
             <wp:effectExtent l="0" t="0" r="0" b="0"/>
             <wp:docPr id="103" name="Figure3"/>
@@ -17794,7 +18746,7 @@
           <w:noProof/>
         </w:rPr>
         <w:drawing>
-          <wp:anchor distT="0" distB="0" distL="114300" distR="114300" simplePos="0" relativeHeight="251658240" behindDoc="1" locked="0" layoutInCell="1" allowOverlap="1" wp14:anchorId="24231FFA" wp14:editId="639F11F0">
+          <wp:anchor distT="0" distB="0" distL="114300" distR="114300" simplePos="0" relativeHeight="251658240" behindDoc="1" locked="0" layoutInCell="1" allowOverlap="1" wp14:anchorId="042F429C" wp14:editId="3EBCC9C6">
             <wp:simplePos x="0" y="0"/>
             <wp:positionH relativeFrom="page">
               <wp:align>center</wp:align>
@@ -18062,7 +19014,7 @@
           <w:noProof/>
         </w:rPr>
         <w:drawing>
-          <wp:inline distT="0" distB="0" distL="0" distR="0" wp14:anchorId="62816F0A" wp14:editId="1A8DBE28">
+          <wp:inline distT="0" distB="0" distL="0" distR="0" wp14:anchorId="3D6214D2" wp14:editId="76C59AC5">
             <wp:extent cx="5502910" cy="3397250"/>
             <wp:effectExtent l="0" t="0" r="2540" b="0"/>
             <wp:docPr id="366662894" name="Picture 3"/>
@@ -18291,7 +19243,7 @@
           <w:noProof/>
         </w:rPr>
         <w:drawing>
-          <wp:inline distT="0" distB="0" distL="0" distR="0" wp14:anchorId="4AC4D11C" wp14:editId="0B7D5E80">
+          <wp:inline distT="0" distB="0" distL="0" distR="0" wp14:anchorId="15CF79A5" wp14:editId="023B79D0">
             <wp:extent cx="5502910" cy="3674001"/>
             <wp:effectExtent l="0" t="0" r="0" b="0"/>
             <wp:docPr id="106" name="Figure6"/>
@@ -18483,7 +19435,7 @@
           <w:noProof/>
         </w:rPr>
         <w:drawing>
-          <wp:inline distT="0" distB="0" distL="0" distR="0" wp14:anchorId="67C511D0" wp14:editId="0B81BEB2">
+          <wp:inline distT="0" distB="0" distL="0" distR="0" wp14:anchorId="1B015ED2" wp14:editId="2819D635">
             <wp:extent cx="5502910" cy="5405799"/>
             <wp:effectExtent l="0" t="0" r="0" b="0"/>
             <wp:docPr id="104" name="Figure4"/>
@@ -18584,7 +19536,7 @@
         </w:rPr>
         <w:lastRenderedPageBreak/>
         <w:drawing>
-          <wp:inline distT="0" distB="0" distL="0" distR="0" wp14:anchorId="2EB12AF2" wp14:editId="5DC95483">
+          <wp:inline distT="0" distB="0" distL="0" distR="0" wp14:anchorId="60BA61C1" wp14:editId="69450B0B">
             <wp:extent cx="5362059" cy="7010400"/>
             <wp:effectExtent l="0" t="0" r="0" b="0"/>
             <wp:docPr id="1496436925" name="Picture 1"/>
@@ -21133,7 +22085,7 @@
           <w:noProof/>
         </w:rPr>
         <w:drawing>
-          <wp:inline distT="0" distB="0" distL="0" distR="0" wp14:anchorId="0FBC1430" wp14:editId="3D5F2CCF">
+          <wp:inline distT="0" distB="0" distL="0" distR="0" wp14:anchorId="18C58E59" wp14:editId="6DF2AEA4">
             <wp:extent cx="5493573" cy="6724650"/>
             <wp:effectExtent l="0" t="0" r="0" b="0"/>
             <wp:docPr id="288143157" name="Picture 2"/>
@@ -21275,7 +22227,7 @@
           <w:noProof/>
         </w:rPr>
         <w:drawing>
-          <wp:inline distT="0" distB="0" distL="0" distR="0" wp14:anchorId="0746E3F5" wp14:editId="45A3F0EA">
+          <wp:inline distT="0" distB="0" distL="0" distR="0" wp14:anchorId="1222C045" wp14:editId="5A36BFC0">
             <wp:extent cx="3800475" cy="4889833"/>
             <wp:effectExtent l="0" t="0" r="0" b="6350"/>
             <wp:docPr id="1213511545" name="Picture 3"/>
@@ -21359,7 +22311,7 @@
           <w:noProof/>
         </w:rPr>
         <w:drawing>
-          <wp:inline distT="0" distB="0" distL="0" distR="0" wp14:anchorId="3D5E22B7" wp14:editId="512ECD2B">
+          <wp:inline distT="0" distB="0" distL="0" distR="0" wp14:anchorId="01671ACC" wp14:editId="6F584346">
             <wp:extent cx="5502910" cy="4563110"/>
             <wp:effectExtent l="0" t="0" r="2540" b="8890"/>
             <wp:docPr id="1733703751" name="Picture 4"/>
@@ -21519,7 +22471,7 @@
           <w:noProof/>
         </w:rPr>
         <w:drawing>
-          <wp:inline distT="0" distB="0" distL="0" distR="0" wp14:anchorId="7E5244C5" wp14:editId="35252F21">
+          <wp:inline distT="0" distB="0" distL="0" distR="0" wp14:anchorId="011FAB1F" wp14:editId="36F47D95">
             <wp:extent cx="2622241" cy="2628900"/>
             <wp:effectExtent l="0" t="0" r="6985" b="0"/>
             <wp:docPr id="1411064172" name="Picture 5"/>
@@ -21572,7 +22524,7 @@
           <w:noProof/>
         </w:rPr>
         <w:drawing>
-          <wp:inline distT="0" distB="0" distL="0" distR="0" wp14:anchorId="6E8DDEAD" wp14:editId="53A47CF2">
+          <wp:inline distT="0" distB="0" distL="0" distR="0" wp14:anchorId="5C82953F" wp14:editId="18A46835">
             <wp:extent cx="2838450" cy="2599018"/>
             <wp:effectExtent l="0" t="0" r="0" b="0"/>
             <wp:docPr id="258292858" name="Picture 6"/>
@@ -22639,7 +23591,7 @@
           <w:noProof/>
         </w:rPr>
         <w:drawing>
-          <wp:inline distT="0" distB="0" distL="0" distR="0" wp14:anchorId="685A318B" wp14:editId="1B9F8144">
+          <wp:inline distT="0" distB="0" distL="0" distR="0" wp14:anchorId="763E7651" wp14:editId="1CEDF18C">
             <wp:extent cx="5502910" cy="4080510"/>
             <wp:effectExtent l="0" t="0" r="2540" b="0"/>
             <wp:docPr id="1493195228" name="Picture 8"/>

--- a/docs/GRADUATION_PROJECT_REPORT_v05.docx
+++ b/docs/GRADUATION_PROJECT_REPORT_v05.docx
@@ -1144,41 +1144,61 @@
           <w:b/>
           <w:lang w:val="tr-TR"/>
         </w:rPr>
-        <w:t xml:space="preserve">                                        ................................ii</w:t>
-      </w:r>
-    </w:p>
-    <w:p>
-      <w:pPr>
-        <w:spacing w:before="60" w:after="120"/>
-        <w:rPr>
+        <w:t xml:space="preserve">                                        </w:t>
+      </w:r>
+      <w:r>
+        <w:rPr>
+          <w:rFonts w:ascii="Times New Roman" w:hAnsi="Times New Roman" w:cs="Times New Roman"/>
+          <w:b/>
+          <w:lang w:val="tr-TR"/>
+        </w:rPr>
+        <w:t xml:space="preserve"> </w:t>
+      </w:r>
+      <w:r>
+        <w:rPr>
+          <w:rFonts w:ascii="Times New Roman" w:hAnsi="Times New Roman" w:cs="Times New Roman"/>
+          <w:bCs/>
+          <w:lang w:val="tr-TR"/>
+        </w:rPr>
+        <w:t>.....</w:t>
+      </w:r>
+      <w:r>
+        <w:rPr>
+          <w:rFonts w:ascii="Times New Roman" w:hAnsi="Times New Roman" w:cs="Times New Roman"/>
           <w:b/>
           <w:sz w:val="20"/>
           <w:szCs w:val="20"/>
-        </w:rPr>
-      </w:pPr>
-      <w:r>
-        <w:rPr>
+          <w:lang w:val="tr-TR"/>
+        </w:rPr>
+        <w:t>..............................ii</w:t>
+      </w:r>
+      <w:r>
+        <w:rPr>
+          <w:rFonts w:ascii="Times New Roman" w:hAnsi="Times New Roman" w:cs="Times New Roman"/>
           <w:b/>
           <w:sz w:val="20"/>
           <w:szCs w:val="20"/>
-        </w:rPr>
-        <w:t xml:space="preserve">FOREWORD                                                                                     </w:t>
-      </w:r>
-      <w:r>
+          <w:lang w:val="tr-TR"/>
+        </w:rPr>
+        <w:t>i</w:t>
+      </w:r>
+    </w:p>
+    <w:p>
+      <w:pPr>
+        <w:spacing w:before="60" w:after="120"/>
         <w:rPr>
           <w:b/>
           <w:sz w:val="20"/>
           <w:szCs w:val="20"/>
         </w:rPr>
-        <w:t xml:space="preserve">                       </w:t>
-      </w:r>
+      </w:pPr>
       <w:r>
         <w:rPr>
           <w:b/>
           <w:sz w:val="20"/>
           <w:szCs w:val="20"/>
         </w:rPr>
-        <w:t>.....................................iii</w:t>
+        <w:t xml:space="preserve">FOREWORD                                                                                     </w:t>
       </w:r>
       <w:r>
         <w:rPr>
@@ -1186,8 +1206,7 @@
           <w:sz w:val="20"/>
           <w:szCs w:val="20"/>
         </w:rPr>
-        <w:br/>
-        <w:t>TABLE OF CONTENTS                                                                                         ......................................iv</w:t>
+        <w:t xml:space="preserve">                       </w:t>
       </w:r>
       <w:r>
         <w:rPr>
@@ -1195,8 +1214,7 @@
           <w:sz w:val="20"/>
           <w:szCs w:val="20"/>
         </w:rPr>
-        <w:br/>
-        <w:t>ABSTRACT                                                                                                              .....................................vii</w:t>
+        <w:t xml:space="preserve"> </w:t>
       </w:r>
       <w:r>
         <w:rPr>
@@ -1204,8 +1222,137 @@
           <w:sz w:val="20"/>
           <w:szCs w:val="20"/>
         </w:rPr>
+        <w:t>.....................................</w:t>
+      </w:r>
+      <w:r>
+        <w:rPr>
+          <w:b/>
+          <w:sz w:val="20"/>
+          <w:szCs w:val="20"/>
+        </w:rPr>
+        <w:t>iv</w:t>
+      </w:r>
+      <w:r>
+        <w:rPr>
+          <w:b/>
+          <w:sz w:val="20"/>
+          <w:szCs w:val="20"/>
+        </w:rPr>
         <w:br/>
-        <w:t>LIST OF FIGURES &amp; LIST OF TABLES                                                            ...................................viii</w:t>
+        <w:t xml:space="preserve">TABLE OF CONTENTS                                                                                         </w:t>
+      </w:r>
+      <w:r>
+        <w:rPr>
+          <w:b/>
+          <w:sz w:val="20"/>
+          <w:szCs w:val="20"/>
+        </w:rPr>
+        <w:t xml:space="preserve"> </w:t>
+      </w:r>
+      <w:r>
+        <w:rPr>
+          <w:b/>
+          <w:sz w:val="20"/>
+          <w:szCs w:val="20"/>
+        </w:rPr>
+        <w:t>.....................................</w:t>
+      </w:r>
+      <w:r>
+        <w:rPr>
+          <w:b/>
+          <w:sz w:val="20"/>
+          <w:szCs w:val="20"/>
+        </w:rPr>
+        <w:t>v</w:t>
+      </w:r>
+      <w:r>
+        <w:rPr>
+          <w:b/>
+          <w:sz w:val="20"/>
+          <w:szCs w:val="20"/>
+        </w:rPr>
+        <w:br/>
+        <w:t xml:space="preserve">ABSTRACT                                                                                                              </w:t>
+      </w:r>
+      <w:r>
+        <w:rPr>
+          <w:b/>
+          <w:sz w:val="20"/>
+          <w:szCs w:val="20"/>
+        </w:rPr>
+        <w:t xml:space="preserve"> </w:t>
+      </w:r>
+      <w:r>
+        <w:rPr>
+          <w:b/>
+          <w:sz w:val="20"/>
+          <w:szCs w:val="20"/>
+        </w:rPr>
+        <w:t>...................................vii</w:t>
+      </w:r>
+      <w:r>
+        <w:rPr>
+          <w:b/>
+          <w:sz w:val="20"/>
+          <w:szCs w:val="20"/>
+        </w:rPr>
+        <w:t>i</w:t>
+      </w:r>
+      <w:r>
+        <w:rPr>
+          <w:b/>
+          <w:sz w:val="20"/>
+          <w:szCs w:val="20"/>
+        </w:rPr>
+        <w:br/>
+      </w:r>
+      <w:r>
+        <w:rPr>
+          <w:b/>
+          <w:sz w:val="20"/>
+          <w:szCs w:val="20"/>
+        </w:rPr>
+        <w:t>SYMBOLS AND ABBREVIATIONS</w:t>
+      </w:r>
+      <w:r>
+        <w:rPr>
+          <w:b/>
+          <w:sz w:val="20"/>
+          <w:szCs w:val="20"/>
+        </w:rPr>
+        <w:t xml:space="preserve">                                                                     ..</w:t>
+      </w:r>
+      <w:r>
+        <w:rPr>
+          <w:b/>
+          <w:sz w:val="20"/>
+          <w:szCs w:val="20"/>
+        </w:rPr>
+        <w:t>...................................</w:t>
+      </w:r>
+      <w:r>
+        <w:rPr>
+          <w:b/>
+          <w:sz w:val="20"/>
+          <w:szCs w:val="20"/>
+        </w:rPr>
+        <w:t xml:space="preserve">ix                                               </w:t>
+      </w:r>
+      <w:r>
+        <w:rPr>
+          <w:b/>
+          <w:sz w:val="20"/>
+          <w:szCs w:val="20"/>
+        </w:rPr>
+        <w:t>L</w:t>
+      </w:r>
+      <w:r>
+        <w:rPr>
+          <w:b/>
+          <w:sz w:val="20"/>
+          <w:szCs w:val="20"/>
+        </w:rPr>
+        <w:t>IST OF FIGURES                                                                                                  ......................................x                                                                                                      LIST OF TABLES                                                                                                    .....................................xi</w:t>
       </w:r>
     </w:p>
     <w:p>
@@ -4088,6 +4235,7 @@
         <w:rPr>
           <w:noProof/>
         </w:rPr>
+        <w:lastRenderedPageBreak/>
         <w:t>5.3.1 Table Field Summary</w:t>
       </w:r>
       <w:r>
@@ -4220,7 +4368,6 @@
         <w:rPr>
           <w:noProof/>
         </w:rPr>
-        <w:lastRenderedPageBreak/>
         <w:t>5.5 Chat History and Soft Delete</w:t>
       </w:r>
       <w:r>
@@ -7525,6 +7672,7 @@
         <w:rPr>
           <w:noProof/>
         </w:rPr>
+        <w:lastRenderedPageBreak/>
         <w:t>10.1 Testing Strategy</w:t>
       </w:r>
       <w:r>
@@ -7657,7 +7805,6 @@
         <w:rPr>
           <w:noProof/>
         </w:rPr>
-        <w:lastRenderedPageBreak/>
         <w:t>10.3 API and Rate-Limit Behavior</w:t>
       </w:r>
       <w:r>
@@ -9862,62 +10009,146 @@
     </w:p>
     <w:p>
       <w:r>
-        <w:t>RAG — Retrieval-Augmented Generation</w:t>
-      </w:r>
-    </w:p>
-    <w:p>
-      <w:r>
-        <w:t>LLM — Large Language Model</w:t>
-      </w:r>
-    </w:p>
-    <w:p>
-      <w:r>
-        <w:t>Embedding — Numeric vector representation of text</w:t>
-      </w:r>
-    </w:p>
-    <w:p>
-      <w:r>
-        <w:t>Vector database — Database optimized for similarity search over embeddings</w:t>
-      </w:r>
-    </w:p>
-    <w:p>
-      <w:r>
-        <w:t>Qdrant — Vector database used by Hak-Bul for legal chunk retrieval</w:t>
-      </w:r>
-    </w:p>
-    <w:p>
-      <w:r>
-        <w:t>JWT — JSON Web Token</w:t>
-      </w:r>
-    </w:p>
-    <w:p>
-      <w:r>
-        <w:t>Refresh token — Longer-lived token used to obtain new access tokens</w:t>
-      </w:r>
-    </w:p>
-    <w:p>
-      <w:r>
-        <w:t>SSE — Server-Sent Events</w:t>
-      </w:r>
-    </w:p>
-    <w:p>
-      <w:r>
-        <w:t>Soft delete — Marking data as deleted without physically removing it immediately</w:t>
-      </w:r>
-    </w:p>
-    <w:p>
-      <w:r>
-        <w:t>Weak query — A question whose retrieval score is low or whose sources are weak</w:t>
-      </w:r>
-    </w:p>
-    <w:p>
-      <w:r>
-        <w:t>Reranker — Model or algorithm that reorders retrieved documents by relevance</w:t>
-      </w:r>
-    </w:p>
-    <w:p>
-      <w:r>
-        <w:t>Citation verification — Checking whether generated references match real legal sources</w:t>
+        <w:rPr>
+          <w:b/>
+          <w:bCs/>
+        </w:rPr>
+        <w:t>RAG</w:t>
+      </w:r>
+      <w:r>
+        <w:t xml:space="preserve"> — Retrieval-Augmented Generation</w:t>
+      </w:r>
+    </w:p>
+    <w:p>
+      <w:r>
+        <w:rPr>
+          <w:b/>
+          <w:bCs/>
+        </w:rPr>
+        <w:t>LLM</w:t>
+      </w:r>
+      <w:r>
+        <w:t xml:space="preserve"> — Large Language Model</w:t>
+      </w:r>
+    </w:p>
+    <w:p>
+      <w:r>
+        <w:rPr>
+          <w:b/>
+          <w:bCs/>
+        </w:rPr>
+        <w:t>Embedding</w:t>
+      </w:r>
+      <w:r>
+        <w:t xml:space="preserve"> — Numeric vector representation of text</w:t>
+      </w:r>
+    </w:p>
+    <w:p>
+      <w:r>
+        <w:rPr>
+          <w:b/>
+          <w:bCs/>
+        </w:rPr>
+        <w:t>Vector database</w:t>
+      </w:r>
+      <w:r>
+        <w:t xml:space="preserve"> — Database optimized for similarity search over embeddings</w:t>
+      </w:r>
+    </w:p>
+    <w:p>
+      <w:r>
+        <w:rPr>
+          <w:b/>
+          <w:bCs/>
+        </w:rPr>
+        <w:t>Qdran</w:t>
+      </w:r>
+      <w:r>
+        <w:t>t — Vector database used by Hak-Bul for legal chunk retrieval</w:t>
+      </w:r>
+    </w:p>
+    <w:p>
+      <w:r>
+        <w:rPr>
+          <w:b/>
+          <w:bCs/>
+        </w:rPr>
+        <w:t xml:space="preserve">JWT </w:t>
+      </w:r>
+      <w:r>
+        <w:t>— JSON Web Token</w:t>
+      </w:r>
+    </w:p>
+    <w:p>
+      <w:r>
+        <w:rPr>
+          <w:b/>
+          <w:bCs/>
+        </w:rPr>
+        <w:t>Refresh token</w:t>
+      </w:r>
+      <w:r>
+        <w:t xml:space="preserve"> — Longer-lived token used to obtain new access tokens</w:t>
+      </w:r>
+    </w:p>
+    <w:p>
+      <w:r>
+        <w:rPr>
+          <w:b/>
+          <w:bCs/>
+        </w:rPr>
+        <w:t>SSE</w:t>
+      </w:r>
+      <w:r>
+        <w:t xml:space="preserve"> — Server-Sent Events</w:t>
+      </w:r>
+    </w:p>
+    <w:p>
+      <w:r>
+        <w:rPr>
+          <w:b/>
+          <w:bCs/>
+        </w:rPr>
+        <w:t>Soft delete</w:t>
+      </w:r>
+      <w:r>
+        <w:t xml:space="preserve"> — Marking data as deleted without physically removing it immediately</w:t>
+      </w:r>
+    </w:p>
+    <w:p>
+      <w:r>
+        <w:rPr>
+          <w:b/>
+          <w:bCs/>
+        </w:rPr>
+        <w:t>Weak query</w:t>
+      </w:r>
+      <w:r>
+        <w:t xml:space="preserve"> — A question whose retrieval score is low or whose sources are weak</w:t>
+      </w:r>
+    </w:p>
+    <w:p>
+      <w:r>
+        <w:rPr>
+          <w:b/>
+          <w:bCs/>
+        </w:rPr>
+        <w:t>Reranker</w:t>
+      </w:r>
+      <w:r>
+        <w:t xml:space="preserve"> — Model or algorithm that reorders retrieved documents by relevance</w:t>
+      </w:r>
+    </w:p>
+    <w:p>
+      <w:r>
+        <w:rPr>
+          <w:b/>
+          <w:bCs/>
+        </w:rPr>
+        <w:t>Citation verification</w:t>
+      </w:r>
+      <w:r>
+        <w:t xml:space="preserve"> — Checking whether generated references match real legal sources</w:t>
       </w:r>
     </w:p>
     <w:p/>
@@ -16202,7 +16433,7 @@
           <w:noProof/>
         </w:rPr>
         <w:drawing>
-          <wp:inline distT="0" distB="0" distL="0" distR="0" wp14:anchorId="0715799C" wp14:editId="6269D6B5">
+          <wp:inline distT="0" distB="0" distL="0" distR="0" wp14:anchorId="0715799C" wp14:editId="11E35C04">
             <wp:extent cx="5502910" cy="2872842"/>
             <wp:effectExtent l="0" t="0" r="0" b="0"/>
             <wp:docPr id="101" name="Figure1"/>
@@ -16465,7 +16696,7 @@
         </w:rPr>
         <w:lastRenderedPageBreak/>
         <w:drawing>
-          <wp:inline distT="0" distB="0" distL="0" distR="0" wp14:anchorId="0CACD49B" wp14:editId="6B958706">
+          <wp:inline distT="0" distB="0" distL="0" distR="0" wp14:anchorId="0CACD49B" wp14:editId="14E43574">
             <wp:extent cx="5502910" cy="3010415"/>
             <wp:effectExtent l="0" t="0" r="0" b="0"/>
             <wp:docPr id="103" name="Figure3"/>
@@ -18746,7 +18977,7 @@
           <w:noProof/>
         </w:rPr>
         <w:drawing>
-          <wp:anchor distT="0" distB="0" distL="114300" distR="114300" simplePos="0" relativeHeight="251658240" behindDoc="1" locked="0" layoutInCell="1" allowOverlap="1" wp14:anchorId="042F429C" wp14:editId="3EBCC9C6">
+          <wp:anchor distT="0" distB="0" distL="114300" distR="114300" simplePos="0" relativeHeight="251658240" behindDoc="1" locked="0" layoutInCell="1" allowOverlap="1" wp14:anchorId="042F429C" wp14:editId="79F3B142">
             <wp:simplePos x="0" y="0"/>
             <wp:positionH relativeFrom="page">
               <wp:align>center</wp:align>
@@ -19243,7 +19474,7 @@
           <w:noProof/>
         </w:rPr>
         <w:drawing>
-          <wp:inline distT="0" distB="0" distL="0" distR="0" wp14:anchorId="15CF79A5" wp14:editId="023B79D0">
+          <wp:inline distT="0" distB="0" distL="0" distR="0" wp14:anchorId="15CF79A5" wp14:editId="4202A152">
             <wp:extent cx="5502910" cy="3674001"/>
             <wp:effectExtent l="0" t="0" r="0" b="0"/>
             <wp:docPr id="106" name="Figure6"/>
@@ -19435,7 +19666,7 @@
           <w:noProof/>
         </w:rPr>
         <w:drawing>
-          <wp:inline distT="0" distB="0" distL="0" distR="0" wp14:anchorId="1B015ED2" wp14:editId="2819D635">
+          <wp:inline distT="0" distB="0" distL="0" distR="0" wp14:anchorId="1B015ED2" wp14:editId="7E98ABC5">
             <wp:extent cx="5502910" cy="5405799"/>
             <wp:effectExtent l="0" t="0" r="0" b="0"/>
             <wp:docPr id="104" name="Figure4"/>
@@ -22311,7 +22542,7 @@
           <w:noProof/>
         </w:rPr>
         <w:drawing>
-          <wp:inline distT="0" distB="0" distL="0" distR="0" wp14:anchorId="01671ACC" wp14:editId="6F584346">
+          <wp:inline distT="0" distB="0" distL="0" distR="0" wp14:anchorId="01671ACC" wp14:editId="206C878B">
             <wp:extent cx="5502910" cy="4563110"/>
             <wp:effectExtent l="0" t="0" r="2540" b="8890"/>
             <wp:docPr id="1733703751" name="Picture 4"/>
@@ -23591,7 +23822,7 @@
           <w:noProof/>
         </w:rPr>
         <w:drawing>
-          <wp:inline distT="0" distB="0" distL="0" distR="0" wp14:anchorId="763E7651" wp14:editId="1CEDF18C">
+          <wp:inline distT="0" distB="0" distL="0" distR="0" wp14:anchorId="763E7651" wp14:editId="60EDDE0D">
             <wp:extent cx="5502910" cy="4080510"/>
             <wp:effectExtent l="0" t="0" r="2540" b="0"/>
             <wp:docPr id="1493195228" name="Picture 8"/>
